--- a/public/Resume/Cornel Stoica - Resume.docx
+++ b/public/Resume/Cornel Stoica - Resume.docx
@@ -81,7 +81,7 @@
         <w:pStyle w:val="Heading1"/>
       </w:pPr>
       <w:r>
-        <w:t>Profile</w:t>
+        <w:t>Summary</w:t>
       </w:r>
     </w:p>
     <w:p>
@@ -96,7 +96,7 @@
           <w:sz w:val="22"/>
           <w:szCs w:val="22"/>
         </w:rPr>
-        <w:t xml:space="preserve">Highly motivated Software Engineer </w:t>
+        <w:t>Highly motivated Software Engineer with experience in developing and debugging robust engineering tools and software solutions</w:t>
       </w:r>
       <w:r>
         <w:rPr>
@@ -106,7 +106,7 @@
           <w:sz w:val="22"/>
           <w:szCs w:val="22"/>
         </w:rPr>
-        <w:t xml:space="preserve">student </w:t>
+        <w:t xml:space="preserve"> s</w:t>
       </w:r>
       <w:r>
         <w:rPr>
@@ -116,7 +116,7 @@
           <w:sz w:val="22"/>
           <w:szCs w:val="22"/>
         </w:rPr>
-        <w:t xml:space="preserve">with </w:t>
+        <w:t>eeking to leverage my skills and experience in a challenging role at a forward-thinking organization.</w:t>
       </w:r>
       <w:r>
         <w:rPr>
@@ -126,7 +126,7 @@
           <w:sz w:val="22"/>
           <w:szCs w:val="22"/>
         </w:rPr>
-        <w:t>internship</w:t>
+        <w:br/>
       </w:r>
       <w:r>
         <w:rPr>
@@ -136,7 +136,7 @@
           <w:sz w:val="22"/>
           <w:szCs w:val="22"/>
         </w:rPr>
-        <w:t xml:space="preserve"> experience in developing and debugging robust engineering tools and software solutions</w:t>
+        <w:br/>
       </w:r>
       <w:r>
         <w:rPr>
@@ -146,46 +146,6 @@
           <w:sz w:val="22"/>
           <w:szCs w:val="22"/>
         </w:rPr>
-        <w:t xml:space="preserve"> s</w:t>
-      </w:r>
-      <w:r>
-        <w:rPr>
-          <w:rFonts w:asciiTheme="minorHAnsi" w:eastAsiaTheme="minorEastAsia" w:hAnsiTheme="minorHAnsi" w:cstheme="minorBidi"/>
-          <w:b w:val="0"/>
-          <w:color w:val="404040" w:themeColor="text1" w:themeTint="BF"/>
-          <w:sz w:val="22"/>
-          <w:szCs w:val="22"/>
-        </w:rPr>
-        <w:t>eeking to leverage my skills and experience in a challenging role at a forward-thinking organization.</w:t>
-      </w:r>
-      <w:r>
-        <w:rPr>
-          <w:rFonts w:asciiTheme="minorHAnsi" w:eastAsiaTheme="minorEastAsia" w:hAnsiTheme="minorHAnsi" w:cstheme="minorBidi"/>
-          <w:b w:val="0"/>
-          <w:color w:val="404040" w:themeColor="text1" w:themeTint="BF"/>
-          <w:sz w:val="22"/>
-          <w:szCs w:val="22"/>
-        </w:rPr>
-        <w:br/>
-      </w:r>
-      <w:r>
-        <w:rPr>
-          <w:rFonts w:asciiTheme="minorHAnsi" w:eastAsiaTheme="minorEastAsia" w:hAnsiTheme="minorHAnsi" w:cstheme="minorBidi"/>
-          <w:b w:val="0"/>
-          <w:color w:val="404040" w:themeColor="text1" w:themeTint="BF"/>
-          <w:sz w:val="22"/>
-          <w:szCs w:val="22"/>
-        </w:rPr>
-        <w:br/>
-      </w:r>
-      <w:r>
-        <w:rPr>
-          <w:rFonts w:asciiTheme="minorHAnsi" w:eastAsiaTheme="minorEastAsia" w:hAnsiTheme="minorHAnsi" w:cstheme="minorBidi"/>
-          <w:b w:val="0"/>
-          <w:color w:val="404040" w:themeColor="text1" w:themeTint="BF"/>
-          <w:sz w:val="22"/>
-          <w:szCs w:val="22"/>
-        </w:rPr>
         <w:br/>
       </w:r>
       <w:r>
@@ -198,19 +158,37 @@
         <w:t>Experience</w:t>
       </w:r>
       <w:r>
+        <w:rPr>
+          <w:caps w:val="0"/>
+          <w:color w:val="2A7B88" w:themeColor="accent1" w:themeShade="BF"/>
+          <w:sz w:val="28"/>
+          <w:szCs w:val="32"/>
+        </w:rPr>
         <w:br/>
       </w:r>
       <w:r>
+        <w:rPr>
+          <w:caps w:val="0"/>
+          <w:color w:val="2A7B88" w:themeColor="accent1" w:themeShade="BF"/>
+          <w:sz w:val="28"/>
+          <w:szCs w:val="32"/>
+        </w:rPr>
         <w:br/>
       </w:r>
       <w:r>
-        <w:t>VALIDATION TECHNICIAN</w:t>
+        <w:t xml:space="preserve">IT </w:t>
+      </w:r>
+      <w:r>
+        <w:t xml:space="preserve">SUPPORT </w:t>
+      </w:r>
+      <w:r>
+        <w:t>&amp; DEVELOPER</w:t>
       </w:r>
       <w:r>
         <w:t xml:space="preserve"> | </w:t>
       </w:r>
       <w:r>
-        <w:t>INTEL</w:t>
+        <w:t>AVIBE</w:t>
       </w:r>
       <w:r>
         <w:t xml:space="preserve"> </w:t>
@@ -219,10 +197,13 @@
         <w:t xml:space="preserve">| </w:t>
       </w:r>
       <w:r>
-        <w:t xml:space="preserve">HILLSBORO, OR | </w:t>
-      </w:r>
-      <w:r>
-        <w:t xml:space="preserve">AUG </w:t>
+        <w:t>PORTLAND</w:t>
+      </w:r>
+      <w:r>
+        <w:t xml:space="preserve">, OR | </w:t>
+      </w:r>
+      <w:r>
+        <w:t xml:space="preserve">JULY </w:t>
       </w:r>
       <w:r>
         <w:t>20</w:t>
@@ -231,7 +212,7 @@
         <w:t>2</w:t>
       </w:r>
       <w:r>
-        <w:t>4</w:t>
+        <w:t>5</w:t>
       </w:r>
       <w:r>
         <w:t xml:space="preserve"> </w:t>
@@ -256,16 +237,13 @@
         <w:ind w:left="0" w:hanging="180"/>
       </w:pPr>
       <w:r>
-        <w:t xml:space="preserve">Troubleshot </w:t>
-      </w:r>
-      <w:r>
-        <w:t xml:space="preserve">machine </w:t>
-      </w:r>
-      <w:r>
-        <w:t>issues using PowerShell and command-line scripts to support remote diagnostics</w:t>
-      </w:r>
-      <w:r>
-        <w:t>.</w:t>
+        <w:t>Developed and maintained responsive web applications</w:t>
+      </w:r>
+      <w:r>
+        <w:t xml:space="preserve">, </w:t>
+      </w:r>
+      <w:r>
+        <w:t>improving usability and performance.</w:t>
       </w:r>
     </w:p>
     <w:p>
@@ -278,16 +256,13 @@
         <w:ind w:left="0" w:hanging="180"/>
       </w:pPr>
       <w:r>
-        <w:t xml:space="preserve">Executed Bluetooth </w:t>
-      </w:r>
-      <w:r>
-        <w:t>and Wi- Fi</w:t>
-      </w:r>
-      <w:r>
-        <w:t xml:space="preserve"> </w:t>
-      </w:r>
-      <w:r>
-        <w:t>test cases with HLK software, ensuring devices met performance and compliance standards.</w:t>
+        <w:t xml:space="preserve">Troubleshot and resolved </w:t>
+      </w:r>
+      <w:r>
+        <w:t>hardware, software, and network issues</w:t>
+      </w:r>
+      <w:r>
+        <w:t xml:space="preserve"> to minimize downtime and support internal users.</w:t>
       </w:r>
     </w:p>
     <w:p>
@@ -300,7 +275,13 @@
         <w:ind w:left="0" w:hanging="180"/>
       </w:pPr>
       <w:r>
-        <w:t>Imaged and configured machines for testing, maintaining reliable environments for validation.</w:t>
+        <w:t xml:space="preserve">Implemented </w:t>
+      </w:r>
+      <w:r>
+        <w:t>front-end features and UI improvements</w:t>
+      </w:r>
+      <w:r>
+        <w:t xml:space="preserve"> while ensuring cross-browser compatibility and accessibility.</w:t>
       </w:r>
     </w:p>
     <w:p>
@@ -313,60 +294,135 @@
         <w:ind w:left="0" w:hanging="180"/>
       </w:pPr>
       <w:r>
-        <w:t>Utilized Excel vlookups, formulas, pivot tables, and charts to organize, sort, and report data and findings.</w:t>
+        <w:t xml:space="preserve">Assisted with </w:t>
+      </w:r>
+      <w:r>
+        <w:t>system setup</w:t>
+      </w:r>
+      <w:r>
+        <w:t xml:space="preserve"> and</w:t>
+      </w:r>
+      <w:r>
+        <w:t xml:space="preserve"> software deployment, </w:t>
+      </w:r>
+      <w:r>
+        <w:t>across workstations and internal systems.</w:t>
       </w:r>
       <w:r>
         <w:br/>
       </w:r>
-    </w:p>
-    <w:p>
-      <w:pPr>
-        <w:pStyle w:val="Heading2"/>
-      </w:pPr>
-      <w:r>
-        <w:t>COMPUTER SCIENCE INTERN</w:t>
-      </w:r>
-      <w:r>
+      <w:r>
+        <w:br/>
+      </w:r>
+      <w:r>
+        <w:rPr>
+          <w:rFonts w:asciiTheme="majorHAnsi" w:eastAsiaTheme="majorEastAsia" w:hAnsiTheme="majorHAnsi" w:cstheme="majorBidi"/>
+          <w:b/>
+          <w:caps/>
+          <w:color w:val="262626" w:themeColor="text1" w:themeTint="D9"/>
+          <w:sz w:val="24"/>
+          <w:szCs w:val="26"/>
+        </w:rPr>
+        <w:t xml:space="preserve">VALIDATION TECHNICIAN | </w:t>
+      </w:r>
+      <w:r>
+        <w:rPr>
+          <w:rFonts w:asciiTheme="majorHAnsi" w:eastAsiaTheme="majorEastAsia" w:hAnsiTheme="majorHAnsi" w:cstheme="majorBidi"/>
+          <w:b/>
+          <w:caps/>
+          <w:color w:val="262626" w:themeColor="text1" w:themeTint="D9"/>
+          <w:sz w:val="24"/>
+          <w:szCs w:val="26"/>
+        </w:rPr>
+        <w:t>INTEL</w:t>
+      </w:r>
+      <w:r>
+        <w:rPr>
+          <w:rFonts w:asciiTheme="majorHAnsi" w:eastAsiaTheme="majorEastAsia" w:hAnsiTheme="majorHAnsi" w:cstheme="majorBidi"/>
+          <w:b/>
+          <w:caps/>
+          <w:color w:val="262626" w:themeColor="text1" w:themeTint="D9"/>
+          <w:sz w:val="24"/>
+          <w:szCs w:val="26"/>
+        </w:rPr>
         <w:t xml:space="preserve"> | </w:t>
       </w:r>
       <w:r>
-        <w:t xml:space="preserve">Siemens </w:t>
-      </w:r>
-      <w:r>
-        <w:t>EDA</w:t>
-      </w:r>
-      <w:r>
-        <w:t xml:space="preserve"> </w:t>
-      </w:r>
-      <w:r>
-        <w:t xml:space="preserve">| </w:t>
-      </w:r>
-      <w:r>
-        <w:t xml:space="preserve">WILSONVILLE, OR | </w:t>
-      </w:r>
-      <w:r>
-        <w:t>JUN</w:t>
-      </w:r>
-      <w:r>
-        <w:t>E</w:t>
-      </w:r>
-      <w:r>
-        <w:t xml:space="preserve"> 20</w:t>
-      </w:r>
-      <w:r>
-        <w:t>23</w:t>
-      </w:r>
-      <w:r>
-        <w:t xml:space="preserve"> </w:t>
-      </w:r>
-      <w:r>
-        <w:t>–</w:t>
-      </w:r>
-      <w:r>
-        <w:t xml:space="preserve"> </w:t>
-      </w:r>
-      <w:r>
-        <w:t>DEC 2023</w:t>
+        <w:rPr>
+          <w:rFonts w:asciiTheme="majorHAnsi" w:eastAsiaTheme="majorEastAsia" w:hAnsiTheme="majorHAnsi" w:cstheme="majorBidi"/>
+          <w:b/>
+          <w:caps/>
+          <w:color w:val="262626" w:themeColor="text1" w:themeTint="D9"/>
+          <w:sz w:val="24"/>
+          <w:szCs w:val="26"/>
+        </w:rPr>
+        <w:t xml:space="preserve">HILLSBORO, OR | </w:t>
+      </w:r>
+      <w:r>
+        <w:rPr>
+          <w:rFonts w:asciiTheme="majorHAnsi" w:eastAsiaTheme="majorEastAsia" w:hAnsiTheme="majorHAnsi" w:cstheme="majorBidi"/>
+          <w:b/>
+          <w:caps/>
+          <w:color w:val="262626" w:themeColor="text1" w:themeTint="D9"/>
+          <w:sz w:val="24"/>
+          <w:szCs w:val="26"/>
+        </w:rPr>
+        <w:t xml:space="preserve">AUG </w:t>
+      </w:r>
+      <w:r>
+        <w:rPr>
+          <w:rFonts w:asciiTheme="majorHAnsi" w:eastAsiaTheme="majorEastAsia" w:hAnsiTheme="majorHAnsi" w:cstheme="majorBidi"/>
+          <w:b/>
+          <w:caps/>
+          <w:color w:val="262626" w:themeColor="text1" w:themeTint="D9"/>
+          <w:sz w:val="24"/>
+          <w:szCs w:val="26"/>
+        </w:rPr>
+        <w:t>202</w:t>
+      </w:r>
+      <w:r>
+        <w:rPr>
+          <w:rFonts w:asciiTheme="majorHAnsi" w:eastAsiaTheme="majorEastAsia" w:hAnsiTheme="majorHAnsi" w:cstheme="majorBidi"/>
+          <w:b/>
+          <w:caps/>
+          <w:color w:val="262626" w:themeColor="text1" w:themeTint="D9"/>
+          <w:sz w:val="24"/>
+          <w:szCs w:val="26"/>
+        </w:rPr>
+        <w:t>4</w:t>
+      </w:r>
+      <w:r>
+        <w:rPr>
+          <w:rFonts w:asciiTheme="majorHAnsi" w:eastAsiaTheme="majorEastAsia" w:hAnsiTheme="majorHAnsi" w:cstheme="majorBidi"/>
+          <w:b/>
+          <w:caps/>
+          <w:color w:val="262626" w:themeColor="text1" w:themeTint="D9"/>
+          <w:sz w:val="24"/>
+          <w:szCs w:val="26"/>
+        </w:rPr>
+        <w:t xml:space="preserve"> – </w:t>
+      </w:r>
+      <w:r>
+        <w:rPr>
+          <w:rFonts w:asciiTheme="majorHAnsi" w:eastAsiaTheme="majorEastAsia" w:hAnsiTheme="majorHAnsi" w:cstheme="majorBidi"/>
+          <w:b/>
+          <w:caps/>
+          <w:color w:val="262626" w:themeColor="text1" w:themeTint="D9"/>
+          <w:sz w:val="24"/>
+          <w:szCs w:val="26"/>
+        </w:rPr>
+        <w:t>JUNE</w:t>
+      </w:r>
+      <w:r>
+        <w:rPr>
+          <w:rFonts w:asciiTheme="majorHAnsi" w:eastAsiaTheme="majorEastAsia" w:hAnsiTheme="majorHAnsi" w:cstheme="majorBidi"/>
+          <w:b/>
+          <w:caps/>
+          <w:color w:val="262626" w:themeColor="text1" w:themeTint="D9"/>
+          <w:sz w:val="24"/>
+          <w:szCs w:val="26"/>
+        </w:rPr>
+        <w:t xml:space="preserve"> 2025</w:t>
       </w:r>
     </w:p>
     <w:p>
@@ -379,10 +435,13 @@
         <w:ind w:left="0" w:hanging="180"/>
       </w:pPr>
       <w:r>
-        <w:t xml:space="preserve">Built a robust and scalable engineering tool integrated into the GitLab pipeline, usable across </w:t>
-      </w:r>
-      <w:r>
-        <w:t>business</w:t>
+        <w:t xml:space="preserve">Troubleshot </w:t>
+      </w:r>
+      <w:r>
+        <w:t xml:space="preserve">machine </w:t>
+      </w:r>
+      <w:r>
+        <w:t>issues using PowerShell and command-line scripts to support remote diagnostics</w:t>
       </w:r>
       <w:r>
         <w:t>.</w:t>
@@ -398,7 +457,16 @@
         <w:ind w:left="0" w:hanging="180"/>
       </w:pPr>
       <w:r>
-        <w:t>Debugged, reviewed, and resolved bugs in production code, improving overall system stability.</w:t>
+        <w:t xml:space="preserve">Executed Bluetooth </w:t>
+      </w:r>
+      <w:r>
+        <w:t>and Wi- Fi</w:t>
+      </w:r>
+      <w:r>
+        <w:t xml:space="preserve"> </w:t>
+      </w:r>
+      <w:r>
+        <w:t>test cases with HLK software, ensuring devices met performance and compliance standards.</w:t>
       </w:r>
     </w:p>
     <w:p>
@@ -411,6 +479,120 @@
         <w:ind w:left="0" w:hanging="180"/>
       </w:pPr>
       <w:r>
+        <w:t>Imaged and configured machines for testing, maintaining reliable environments for validation.</w:t>
+      </w:r>
+    </w:p>
+    <w:p>
+      <w:pPr>
+        <w:pStyle w:val="ListBullet"/>
+        <w:numPr>
+          <w:ilvl w:val="0"/>
+          <w:numId w:val="28"/>
+        </w:numPr>
+        <w:ind w:left="0" w:hanging="180"/>
+      </w:pPr>
+      <w:r>
+        <w:t xml:space="preserve">Utilized Excel to organize, sort, and report data and </w:t>
+      </w:r>
+      <w:r>
+        <w:t xml:space="preserve">test </w:t>
+      </w:r>
+      <w:r>
+        <w:t>findings.</w:t>
+      </w:r>
+    </w:p>
+    <w:p>
+      <w:pPr>
+        <w:pStyle w:val="Heading2"/>
+      </w:pPr>
+      <w:r>
+        <w:t>COMPUTER SCIENCE INTERN</w:t>
+      </w:r>
+      <w:r>
+        <w:t xml:space="preserve"> | </w:t>
+      </w:r>
+      <w:r>
+        <w:t xml:space="preserve">Siemens </w:t>
+      </w:r>
+      <w:r>
+        <w:t>EDA</w:t>
+      </w:r>
+      <w:r>
+        <w:t xml:space="preserve"> </w:t>
+      </w:r>
+      <w:r>
+        <w:t xml:space="preserve">| </w:t>
+      </w:r>
+      <w:r>
+        <w:t xml:space="preserve">WILSONVILLE, OR | </w:t>
+      </w:r>
+      <w:r>
+        <w:t>JUN</w:t>
+      </w:r>
+      <w:r>
+        <w:t>E</w:t>
+      </w:r>
+      <w:r>
+        <w:t xml:space="preserve"> 20</w:t>
+      </w:r>
+      <w:r>
+        <w:t>23</w:t>
+      </w:r>
+      <w:r>
+        <w:t xml:space="preserve"> </w:t>
+      </w:r>
+      <w:r>
+        <w:t>–</w:t>
+      </w:r>
+      <w:r>
+        <w:t xml:space="preserve"> </w:t>
+      </w:r>
+      <w:r>
+        <w:t>DEC 2023</w:t>
+      </w:r>
+    </w:p>
+    <w:p>
+      <w:pPr>
+        <w:pStyle w:val="ListBullet"/>
+        <w:numPr>
+          <w:ilvl w:val="0"/>
+          <w:numId w:val="28"/>
+        </w:numPr>
+        <w:ind w:left="0" w:hanging="180"/>
+      </w:pPr>
+      <w:r>
+        <w:t xml:space="preserve">Built a robust and scalable engineering tool integrated into the GitLab pipeline, usable across </w:t>
+      </w:r>
+      <w:r>
+        <w:t>business</w:t>
+      </w:r>
+      <w:r>
+        <w:t>.</w:t>
+      </w:r>
+    </w:p>
+    <w:p>
+      <w:pPr>
+        <w:pStyle w:val="ListBullet"/>
+        <w:numPr>
+          <w:ilvl w:val="0"/>
+          <w:numId w:val="28"/>
+        </w:numPr>
+        <w:ind w:left="0" w:hanging="180"/>
+      </w:pPr>
+      <w:r>
+        <w:t>Debugged, reviewed, and resolved bugs in production code, improving overall system stability.</w:t>
+      </w:r>
+    </w:p>
+    <w:p>
+      <w:pPr>
+        <w:pStyle w:val="ListBullet"/>
+        <w:numPr>
+          <w:ilvl w:val="0"/>
+          <w:numId w:val="28"/>
+        </w:numPr>
+        <w:ind w:left="0" w:hanging="180"/>
+      </w:pPr>
+      <w:r>
         <w:t>A</w:t>
       </w:r>
       <w:r>
@@ -892,6 +1074,7 @@
         <w:ind w:left="0" w:hanging="180"/>
       </w:pPr>
       <w:r>
+        <w:lastRenderedPageBreak/>
         <w:t>Processed electronic medical and dental claims.</w:t>
       </w:r>
     </w:p>
@@ -908,6 +1091,9 @@
         <w:t>Worked with providers and insurance companies in keeping data clean and up-to-date</w:t>
       </w:r>
       <w:r>
+        <w:t>.</w:t>
+      </w:r>
+      <w:r>
         <w:rPr>
           <w:rFonts w:asciiTheme="majorHAnsi" w:eastAsiaTheme="majorEastAsia" w:hAnsiTheme="majorHAnsi" w:cstheme="majorBidi"/>
           <w:b/>
@@ -971,13 +1157,12 @@
         <w:t>6</w:t>
       </w:r>
       <w:r>
-        <w:t xml:space="preserve"> | GPA: 3.9</w:t>
+        <w:t>| GPA: 3.9</w:t>
       </w:r>
       <w:r>
         <w:br/>
       </w:r>
       <w:r>
-        <w:lastRenderedPageBreak/>
         <w:t xml:space="preserve">Portland Community College, Portland, OR | 2016 </w:t>
       </w:r>
       <w:r>
@@ -994,6 +1179,9 @@
       </w:r>
       <w:r>
         <w:t>Associate of Science in Information Technology – ITT Tech 2007</w:t>
+      </w:r>
+      <w:r>
+        <w:t xml:space="preserve"> | GPA: 3.2</w:t>
       </w:r>
     </w:p>
     <w:p>
@@ -1144,37 +1332,14 @@
       </w:r>
       <w:r>
         <w:rPr>
-          <w:caps/>
-          <w:color w:val="262626" w:themeColor="text1" w:themeTint="D9"/>
-          <w:sz w:val="24"/>
-          <w:szCs w:val="26"/>
-        </w:rPr>
-        <w:br/>
-      </w:r>
-      <w:r>
-        <w:rPr>
-          <w:caps/>
-          <w:color w:val="262626" w:themeColor="text1" w:themeTint="D9"/>
-          <w:sz w:val="24"/>
-          <w:szCs w:val="26"/>
-        </w:rPr>
-        <w:br/>
-      </w:r>
-      <w:r>
-        <w:t>Skills</w:t>
-      </w:r>
-      <w:r>
-        <w:br/>
-      </w:r>
-      <w:r>
-        <w:rPr>
           <w:rFonts w:asciiTheme="minorHAnsi" w:eastAsiaTheme="minorEastAsia" w:hAnsiTheme="minorHAnsi" w:cstheme="minorBidi"/>
           <w:b w:val="0"/>
           <w:color w:val="404040" w:themeColor="text1" w:themeTint="BF"/>
           <w:sz w:val="22"/>
           <w:szCs w:val="22"/>
         </w:rPr>
-        <w:t>Programming Languages: JavaScript, HTML/CSS, C/C++, Python, Dart</w:t>
+        <w:br/>
+        <w:t xml:space="preserve">                                  - </w:t>
       </w:r>
       <w:r>
         <w:rPr>
@@ -1184,7 +1349,7 @@
           <w:sz w:val="22"/>
           <w:szCs w:val="22"/>
         </w:rPr>
-        <w:br/>
+        <w:t>Training</w:t>
       </w:r>
       <w:r>
         <w:rPr>
@@ -1194,7 +1359,7 @@
           <w:sz w:val="22"/>
           <w:szCs w:val="22"/>
         </w:rPr>
-        <w:t xml:space="preserve">Tools: </w:t>
+        <w:t xml:space="preserve"> </w:t>
       </w:r>
       <w:r>
         <w:rPr>
@@ -1204,7 +1369,7 @@
           <w:sz w:val="22"/>
           <w:szCs w:val="22"/>
         </w:rPr>
-        <w:t xml:space="preserve">Amazon AWS S3, CloudFront CDN, </w:t>
+        <w:t>ML and AI</w:t>
       </w:r>
       <w:r>
         <w:rPr>
@@ -1214,7 +1379,7 @@
           <w:sz w:val="22"/>
           <w:szCs w:val="22"/>
         </w:rPr>
-        <w:t>Git</w:t>
+        <w:t xml:space="preserve"> on datasets to determine patterns and </w:t>
       </w:r>
       <w:r>
         <w:rPr>
@@ -1224,7 +1389,31 @@
           <w:sz w:val="22"/>
           <w:szCs w:val="22"/>
         </w:rPr>
-        <w:t>lab</w:t>
+        <w:t>make predictions</w:t>
+      </w:r>
+      <w:r>
+        <w:rPr>
+          <w:caps/>
+          <w:color w:val="262626" w:themeColor="text1" w:themeTint="D9"/>
+          <w:sz w:val="24"/>
+          <w:szCs w:val="26"/>
+        </w:rPr>
+        <w:br/>
+      </w:r>
+      <w:r>
+        <w:rPr>
+          <w:caps/>
+          <w:color w:val="262626" w:themeColor="text1" w:themeTint="D9"/>
+          <w:sz w:val="24"/>
+          <w:szCs w:val="26"/>
+        </w:rPr>
+        <w:br/>
+      </w:r>
+      <w:r>
+        <w:t>Skills</w:t>
+      </w:r>
+      <w:r>
+        <w:br/>
       </w:r>
       <w:r>
         <w:rPr>
@@ -1234,7 +1423,7 @@
           <w:sz w:val="22"/>
           <w:szCs w:val="22"/>
         </w:rPr>
-        <w:t>, GitHub, Azure DevOps, Flutter, Jira</w:t>
+        <w:t>Programming Languages: JavaScript, HTML/CSS, C/C++, Python, Dart</w:t>
       </w:r>
       <w:r>
         <w:rPr>
@@ -1244,7 +1433,7 @@
           <w:sz w:val="22"/>
           <w:szCs w:val="22"/>
         </w:rPr>
-        <w:t xml:space="preserve">, </w:t>
+        <w:br/>
       </w:r>
       <w:r>
         <w:rPr>
@@ -1254,7 +1443,7 @@
           <w:sz w:val="22"/>
           <w:szCs w:val="22"/>
         </w:rPr>
-        <w:t xml:space="preserve">Docker, Unix/Linux, </w:t>
+        <w:t xml:space="preserve">Tools: </w:t>
       </w:r>
       <w:r>
         <w:rPr>
@@ -1264,7 +1453,7 @@
           <w:sz w:val="22"/>
           <w:szCs w:val="22"/>
         </w:rPr>
-        <w:t xml:space="preserve">Express.js, </w:t>
+        <w:t xml:space="preserve">Amazon AWS S3, CloudFront CDN, </w:t>
       </w:r>
       <w:r>
         <w:rPr>
@@ -1274,7 +1463,7 @@
           <w:sz w:val="22"/>
           <w:szCs w:val="22"/>
         </w:rPr>
-        <w:t>Node.js</w:t>
+        <w:t>Git</w:t>
       </w:r>
       <w:r>
         <w:rPr>
@@ -1284,7 +1473,7 @@
           <w:sz w:val="22"/>
           <w:szCs w:val="22"/>
         </w:rPr>
-        <w:t xml:space="preserve">, </w:t>
+        <w:t>lab</w:t>
       </w:r>
       <w:r>
         <w:rPr>
@@ -1294,7 +1483,7 @@
           <w:sz w:val="22"/>
           <w:szCs w:val="22"/>
         </w:rPr>
-        <w:t>React</w:t>
+        <w:t>, GitHub, Azur</w:t>
       </w:r>
       <w:r>
         <w:rPr>
@@ -1304,7 +1493,7 @@
           <w:sz w:val="22"/>
           <w:szCs w:val="22"/>
         </w:rPr>
-        <w:t>.js</w:t>
+        <w:t>e</w:t>
       </w:r>
       <w:r>
         <w:rPr>
@@ -1314,7 +1503,7 @@
           <w:sz w:val="22"/>
           <w:szCs w:val="22"/>
         </w:rPr>
-        <w:t>, SQL</w:t>
+        <w:t>, Flutter, Jira</w:t>
       </w:r>
       <w:r>
         <w:rPr>
@@ -1334,7 +1523,7 @@
           <w:sz w:val="22"/>
           <w:szCs w:val="22"/>
         </w:rPr>
-        <w:t>AI Tools for code improvement</w:t>
+        <w:t xml:space="preserve">Docker, Unix/Linux, </w:t>
       </w:r>
       <w:r>
         <w:rPr>
@@ -1344,7 +1533,7 @@
           <w:sz w:val="22"/>
           <w:szCs w:val="22"/>
         </w:rPr>
-        <w:t>, Microsoft Word/Excel</w:t>
+        <w:t xml:space="preserve">Express.js, </w:t>
       </w:r>
       <w:r>
         <w:rPr>
@@ -1354,7 +1543,7 @@
           <w:sz w:val="22"/>
           <w:szCs w:val="22"/>
         </w:rPr>
-        <w:br/>
+        <w:t>Node.js</w:t>
       </w:r>
       <w:r>
         <w:rPr>
@@ -1364,7 +1553,7 @@
           <w:sz w:val="22"/>
           <w:szCs w:val="22"/>
         </w:rPr>
-        <w:t>Methodologies: Scrum, Agile</w:t>
+        <w:t xml:space="preserve">, </w:t>
       </w:r>
       <w:r>
         <w:rPr>
@@ -1374,7 +1563,118 @@
           <w:sz w:val="22"/>
           <w:szCs w:val="22"/>
         </w:rPr>
+        <w:t>React</w:t>
+      </w:r>
+      <w:r>
+        <w:rPr>
+          <w:rFonts w:asciiTheme="minorHAnsi" w:eastAsiaTheme="minorEastAsia" w:hAnsiTheme="minorHAnsi" w:cstheme="minorBidi"/>
+          <w:b w:val="0"/>
+          <w:color w:val="404040" w:themeColor="text1" w:themeTint="BF"/>
+          <w:sz w:val="22"/>
+          <w:szCs w:val="22"/>
+        </w:rPr>
+        <w:t>.js</w:t>
+      </w:r>
+      <w:r>
+        <w:rPr>
+          <w:rFonts w:asciiTheme="minorHAnsi" w:eastAsiaTheme="minorEastAsia" w:hAnsiTheme="minorHAnsi" w:cstheme="minorBidi"/>
+          <w:b w:val="0"/>
+          <w:color w:val="404040" w:themeColor="text1" w:themeTint="BF"/>
+          <w:sz w:val="22"/>
+          <w:szCs w:val="22"/>
+        </w:rPr>
+        <w:t>, SQL</w:t>
+      </w:r>
+      <w:r>
+        <w:rPr>
+          <w:rFonts w:asciiTheme="minorHAnsi" w:eastAsiaTheme="minorEastAsia" w:hAnsiTheme="minorHAnsi" w:cstheme="minorBidi"/>
+          <w:b w:val="0"/>
+          <w:color w:val="404040" w:themeColor="text1" w:themeTint="BF"/>
+          <w:sz w:val="22"/>
+          <w:szCs w:val="22"/>
+        </w:rPr>
+        <w:t xml:space="preserve">, </w:t>
+      </w:r>
+      <w:r>
+        <w:rPr>
+          <w:rFonts w:asciiTheme="minorHAnsi" w:eastAsiaTheme="minorEastAsia" w:hAnsiTheme="minorHAnsi" w:cstheme="minorBidi"/>
+          <w:b w:val="0"/>
+          <w:color w:val="404040" w:themeColor="text1" w:themeTint="BF"/>
+          <w:sz w:val="22"/>
+          <w:szCs w:val="22"/>
+        </w:rPr>
+        <w:t>AI Tools for code improvement</w:t>
+      </w:r>
+      <w:r>
+        <w:rPr>
+          <w:rFonts w:asciiTheme="minorHAnsi" w:eastAsiaTheme="minorEastAsia" w:hAnsiTheme="minorHAnsi" w:cstheme="minorBidi"/>
+          <w:b w:val="0"/>
+          <w:color w:val="404040" w:themeColor="text1" w:themeTint="BF"/>
+          <w:sz w:val="22"/>
+          <w:szCs w:val="22"/>
+        </w:rPr>
+        <w:t xml:space="preserve"> and analysis</w:t>
+      </w:r>
+      <w:r>
+        <w:rPr>
+          <w:rFonts w:asciiTheme="minorHAnsi" w:eastAsiaTheme="minorEastAsia" w:hAnsiTheme="minorHAnsi" w:cstheme="minorBidi"/>
+          <w:b w:val="0"/>
+          <w:color w:val="404040" w:themeColor="text1" w:themeTint="BF"/>
+          <w:sz w:val="22"/>
+          <w:szCs w:val="22"/>
+        </w:rPr>
+        <w:t>, Microsoft Word/Excel</w:t>
+      </w:r>
+      <w:r>
+        <w:rPr>
+          <w:rFonts w:asciiTheme="minorHAnsi" w:eastAsiaTheme="minorEastAsia" w:hAnsiTheme="minorHAnsi" w:cstheme="minorBidi"/>
+          <w:b w:val="0"/>
+          <w:color w:val="404040" w:themeColor="text1" w:themeTint="BF"/>
+          <w:sz w:val="22"/>
+          <w:szCs w:val="22"/>
+        </w:rPr>
+        <w:t>, Unix/Linux, Scripting</w:t>
+      </w:r>
+      <w:r>
+        <w:rPr>
+          <w:rFonts w:asciiTheme="minorHAnsi" w:eastAsiaTheme="minorEastAsia" w:hAnsiTheme="minorHAnsi" w:cstheme="minorBidi"/>
+          <w:b w:val="0"/>
+          <w:color w:val="404040" w:themeColor="text1" w:themeTint="BF"/>
+          <w:sz w:val="22"/>
+          <w:szCs w:val="22"/>
+        </w:rPr>
+        <w:br/>
+      </w:r>
+      <w:r>
+        <w:rPr>
+          <w:rFonts w:asciiTheme="minorHAnsi" w:eastAsiaTheme="minorEastAsia" w:hAnsiTheme="minorHAnsi" w:cstheme="minorBidi"/>
+          <w:b w:val="0"/>
+          <w:color w:val="404040" w:themeColor="text1" w:themeTint="BF"/>
+          <w:sz w:val="22"/>
+          <w:szCs w:val="22"/>
+        </w:rPr>
+        <w:t>Methodologies: Scrum, Agile</w:t>
+      </w:r>
+      <w:r>
+        <w:rPr>
+          <w:rFonts w:asciiTheme="minorHAnsi" w:eastAsiaTheme="minorEastAsia" w:hAnsiTheme="minorHAnsi" w:cstheme="minorBidi"/>
+          <w:b w:val="0"/>
+          <w:color w:val="404040" w:themeColor="text1" w:themeTint="BF"/>
+          <w:sz w:val="22"/>
+          <w:szCs w:val="22"/>
+        </w:rPr>
         <w:t>, CI/CD</w:t>
+      </w:r>
+      <w:r>
+        <w:rPr>
+          <w:rFonts w:asciiTheme="minorHAnsi" w:eastAsiaTheme="minorEastAsia" w:hAnsiTheme="minorHAnsi" w:cstheme="minorBidi"/>
+          <w:b w:val="0"/>
+          <w:color w:val="404040" w:themeColor="text1" w:themeTint="BF"/>
+          <w:sz w:val="22"/>
+          <w:szCs w:val="22"/>
+        </w:rPr>
+        <w:br/>
+        <w:t>IT and Troubleshooting</w:t>
       </w:r>
     </w:p>
     <w:sectPr>
@@ -3297,6 +3597,9 @@
     <w:abstractNumId w:val="12"/>
   </w:num>
   <w:num w:numId="29" w16cid:durableId="1786851336">
+    <w:abstractNumId w:val="11"/>
+  </w:num>
+  <w:num w:numId="30" w16cid:durableId="26610445">
     <w:abstractNumId w:val="11"/>
   </w:num>
 </w:numbering>
@@ -4563,6 +4866,35 @@
       <w:sz w:val="20"/>
     </w:rPr>
   </w:style>
+  <w:style w:type="paragraph" w:styleId="NormalWeb">
+    <w:name w:val="Normal (Web)"/>
+    <w:basedOn w:val="Normal"/>
+    <w:uiPriority w:val="99"/>
+    <w:semiHidden/>
+    <w:unhideWhenUsed/>
+    <w:rsid w:val="003C2D75"/>
+    <w:pPr>
+      <w:spacing w:before="100" w:beforeAutospacing="1" w:after="100" w:afterAutospacing="1"/>
+    </w:pPr>
+    <w:rPr>
+      <w:rFonts w:ascii="Times New Roman" w:eastAsia="Times New Roman" w:hAnsi="Times New Roman" w:cs="Times New Roman"/>
+      <w:color w:val="auto"/>
+      <w:sz w:val="24"/>
+      <w:szCs w:val="24"/>
+      <w:lang w:eastAsia="en-US"/>
+    </w:rPr>
+  </w:style>
+  <w:style w:type="character" w:styleId="Strong">
+    <w:name w:val="Strong"/>
+    <w:basedOn w:val="DefaultParagraphFont"/>
+    <w:uiPriority w:val="22"/>
+    <w:qFormat/>
+    <w:rsid w:val="003C2D75"/>
+    <w:rPr>
+      <w:b/>
+      <w:bCs/>
+    </w:rPr>
+  </w:style>
 </w:styles>
 </file>
 
@@ -4828,10 +5160,6 @@
 </file>
 
 <file path=customXml/item1.xml><?xml version="1.0" encoding="utf-8"?>
-<b:Sources xmlns:b="http://schemas.openxmlformats.org/officeDocument/2006/bibliography" xmlns="http://schemas.openxmlformats.org/officeDocument/2006/bibliography" SelectedStyle="\APASixthEditionOfficeOnline.xsl" StyleName="APA" Version="6"/>
-</file>
-
-<file path=customXml/item2.xml><?xml version="1.0" encoding="utf-8"?>
 <p:properties xmlns:p="http://schemas.microsoft.com/office/2006/metadata/properties" xmlns:xsi="http://www.w3.org/2001/XMLSchema-instance" xmlns:pc="http://schemas.microsoft.com/office/infopath/2007/PartnerControls">
   <documentManagement>
     <_ip_UnifiedCompliancePolicyUIAction xmlns="http://schemas.microsoft.com/sharepoint/v3" xsi:nil="true"/>
@@ -4851,16 +5179,11 @@
 </p:properties>
 </file>
 
-<file path=customXml/item3.xml><?xml version="1.0" encoding="utf-8"?>
-<?mso-contentType ?>
-<FormTemplates xmlns="http://schemas.microsoft.com/sharepoint/v3/contenttype/forms">
-  <Display>DocumentLibraryForm</Display>
-  <Edit>DocumentLibraryForm</Edit>
-  <New>DocumentLibraryForm</New>
-</FormTemplates>
+<file path=customXml/item2.xml><?xml version="1.0" encoding="utf-8"?>
+<b:Sources xmlns:b="http://schemas.openxmlformats.org/officeDocument/2006/bibliography" xmlns="http://schemas.openxmlformats.org/officeDocument/2006/bibliography" SelectedStyle="\APASixthEditionOfficeOnline.xsl" StyleName="APA" Version="6"/>
 </file>
 
-<file path=customXml/item4.xml><?xml version="1.0" encoding="utf-8"?>
+<file path=customXml/item3.xml><?xml version="1.0" encoding="utf-8"?>
 <ct:contentTypeSchema xmlns:ct="http://schemas.microsoft.com/office/2006/metadata/contentType" xmlns:ma="http://schemas.microsoft.com/office/2006/metadata/properties/metaAttributes" ct:_="" ma:_="" ma:contentTypeName="Document" ma:contentTypeID="0x01010079F111ED35F8CC479449609E8A0923A6" ma:contentTypeVersion="28" ma:contentTypeDescription="Create a new document." ma:contentTypeScope="" ma:versionID="60f5a4f2d2b0abadcf532d48ebf9cb71">
   <xsd:schema xmlns:xsd="http://www.w3.org/2001/XMLSchema" xmlns:xs="http://www.w3.org/2001/XMLSchema" xmlns:p="http://schemas.microsoft.com/office/2006/metadata/properties" xmlns:ns1="http://schemas.microsoft.com/sharepoint/v3" xmlns:ns2="71af3243-3dd4-4a8d-8c0d-dd76da1f02a5" xmlns:ns3="16c05727-aa75-4e4a-9b5f-8a80a1165891" xmlns:ns4="230e9df3-be65-4c73-a93b-d1236ebd677e" targetNamespace="http://schemas.microsoft.com/office/2006/metadata/properties" ma:root="true" ma:fieldsID="7dd78129e6a1811f84807ad11c651531" ns1:_="" ns2:_="" ns3:_="" ns4:_="">
     <xsd:import namespace="http://schemas.microsoft.com/sharepoint/v3"/>
@@ -5172,15 +5495,16 @@
 </ct:contentTypeSchema>
 </file>
 
-<file path=customXml/itemProps1.xml><?xml version="1.0" encoding="utf-8"?>
-<ds:datastoreItem xmlns:ds="http://schemas.openxmlformats.org/officeDocument/2006/customXml" ds:itemID="{829E4964-E492-4D5C-A41E-6548D1BBBCF3}">
-  <ds:schemaRefs>
-    <ds:schemaRef ds:uri="http://schemas.openxmlformats.org/officeDocument/2006/bibliography"/>
-  </ds:schemaRefs>
-</ds:datastoreItem>
+<file path=customXml/item4.xml><?xml version="1.0" encoding="utf-8"?>
+<?mso-contentType ?>
+<FormTemplates xmlns="http://schemas.microsoft.com/sharepoint/v3/contenttype/forms">
+  <Display>DocumentLibraryForm</Display>
+  <Edit>DocumentLibraryForm</Edit>
+  <New>DocumentLibraryForm</New>
+</FormTemplates>
 </file>
 
-<file path=customXml/itemProps2.xml><?xml version="1.0" encoding="utf-8"?>
+<file path=customXml/itemProps1.xml><?xml version="1.0" encoding="utf-8"?>
 <ds:datastoreItem xmlns:ds="http://schemas.openxmlformats.org/officeDocument/2006/customXml" ds:itemID="{FC286A1A-83A9-49D0-AE61-B506130901B0}">
   <ds:schemaRefs>
     <ds:schemaRef ds:uri="http://schemas.microsoft.com/office/2006/metadata/properties"/>
@@ -5192,15 +5516,15 @@
 </ds:datastoreItem>
 </file>
 
-<file path=customXml/itemProps3.xml><?xml version="1.0" encoding="utf-8"?>
-<ds:datastoreItem xmlns:ds="http://schemas.openxmlformats.org/officeDocument/2006/customXml" ds:itemID="{C03343B0-2E37-4E4D-9C2F-1BB515B811A5}">
+<file path=customXml/itemProps2.xml><?xml version="1.0" encoding="utf-8"?>
+<ds:datastoreItem xmlns:ds="http://schemas.openxmlformats.org/officeDocument/2006/customXml" ds:itemID="{829E4964-E492-4D5C-A41E-6548D1BBBCF3}">
   <ds:schemaRefs>
-    <ds:schemaRef ds:uri="http://schemas.microsoft.com/sharepoint/v3/contenttype/forms"/>
+    <ds:schemaRef ds:uri="http://schemas.openxmlformats.org/officeDocument/2006/bibliography"/>
   </ds:schemaRefs>
 </ds:datastoreItem>
 </file>
 
-<file path=customXml/itemProps4.xml><?xml version="1.0" encoding="utf-8"?>
+<file path=customXml/itemProps3.xml><?xml version="1.0" encoding="utf-8"?>
 <ds:datastoreItem xmlns:ds="http://schemas.openxmlformats.org/officeDocument/2006/customXml" ds:itemID="{094553A4-F67E-440A-92D3-C1C550999C48}">
   <ds:schemaRefs>
     <ds:schemaRef ds:uri="http://schemas.microsoft.com/office/2006/metadata/contentType"/>
@@ -5219,4 +5543,12 @@
     <ds:schemaRef ds:uri="http://schemas.microsoft.com/internal/obd"/>
   </ds:schemaRefs>
 </ds:datastoreItem>
+</file>
+
+<file path=customXml/itemProps4.xml><?xml version="1.0" encoding="utf-8"?>
+<ds:datastoreItem xmlns:ds="http://schemas.openxmlformats.org/officeDocument/2006/customXml" ds:itemID="{C03343B0-2E37-4E4D-9C2F-1BB515B811A5}">
+  <ds:schemaRefs>
+    <ds:schemaRef ds:uri="http://schemas.microsoft.com/sharepoint/v3/contenttype/forms"/>
+  </ds:schemaRefs>
+</ds:datastoreItem>
 </file>